--- a/flow/20230914_vu_template/drafts/2024-12-u/29-НД-Гл.2-свв.младенців Вифлеємських.docx
+++ b/flow/20230914_vu_template/drafts/2024-12-u/29-НД-Гл.2-свв.младенців Вифлеємських.docx
@@ -3459,7 +3459,97 @@
           <w:color w:val="000000"/>
           <w:sz w:val="24"/>
         </w:rPr>
-        <w:t>Скарб</w:t>
+        <w:t>Скарб прихо́ваний шука́ючи, * беззако́нний заколо́в сього́дні беззло́бних діте́й; * і Рахи́ль безуті́шною ста́ла, * спогляда́ючи непра́ведне зако́лення * та передча́сну смерть * тих, кого́ опла́кувала, * болі́ючи утро́бою. * Але́ ба́чачи їх ни́ні на ло́ні Авраа́ма * – весели́ться.</w:t>
+      </w:r>
+      <w:r>
+        <w:rPr>
+          <w:rFonts w:ascii="Times New Roman" w:hAnsi="Times New Roman"/>
+          <w:sz w:val="24"/>
+        </w:rPr>
+      </w:r>
+    </w:p>
+    <w:p>
+      <w:pPr>
+        <w:spacing w:after="120"/>
+      </w:pPr>
+      <w:r>
+        <w:rPr>
+          <w:rFonts w:ascii="Times New Roman" w:hAnsi="Times New Roman"/>
+          <w:i/>
+          <w:color w:val="FF0000"/>
+          <w:sz w:val="24"/>
+        </w:rPr>
+        <w:t>Стих:</w:t>
+      </w:r>
+      <w:r>
+        <w:rPr>
+          <w:rFonts w:ascii="Times New Roman" w:hAnsi="Times New Roman"/>
+          <w:i/>
+          <w:sz w:val="24"/>
+        </w:rPr>
+        <w:t xml:space="preserve"> </w:t>
+      </w:r>
+      <w:r>
+        <w:rPr>
+          <w:rFonts w:ascii="Times New Roman" w:hAnsi="Times New Roman"/>
+          <w:sz w:val="24"/>
+          <w:u w:val="single"/>
+        </w:rPr>
+        <w:t>Вели́ке бо до нас Його́ милосе́рдя,* і ві́рність Го́спода пові́ки.</w:t>
+      </w:r>
+    </w:p>
+    <w:p>
+      <w:pPr>
+        <w:pStyle w:val="Normal"/>
+        <w:spacing w:after="120"/>
+      </w:pPr>
+      <w:r>
+        <w:rPr>
+          <w:rFonts w:ascii="Times New Roman" w:hAnsi="Times New Roman"/>
+          <w:i/>
+          <w:color w:val="FF0000"/>
+          <w:sz w:val="24"/>
+        </w:rPr>
+        <w:t xml:space="preserve">Стих: </w:t>
+      </w:r>
+      <w:r>
+        <w:rPr>
+          <w:rFonts w:ascii="Times New Roman" w:hAnsi="Times New Roman"/>
+          <w:sz w:val="24"/>
+          <w:u w:val="single"/>
+        </w:rPr>
+        <w:t>Задля імени твого надіюсь на тебе, Господи,* надіється душа моя на слово твоє; надіється душа моя на Господа.</w:t>
+      </w:r>
+    </w:p>
+    <w:p>
+      <w:pPr>
+        <w:pStyle w:val="Normal"/>
+        <w:spacing w:after="120"/>
+      </w:pPr>
+      <w:r>
+        <w:rPr>
+          <w:rFonts w:ascii="Times New Roman" w:hAnsi="Times New Roman"/>
+          <w:b/>
+          <w:sz w:val="24"/>
+        </w:rPr>
+        <w:t xml:space="preserve">Слава: </w:t>
+      </w:r>
+      <w:r>
+        <w:rPr>
+          <w:rFonts w:ascii="Times New Roman" w:hAnsi="Times New Roman"/>
+          <w:i/>
+          <w:color w:val="FF0000"/>
+          <w:sz w:val="24"/>
+        </w:rPr>
+        <w:t>(г. 8):</w:t>
+      </w:r>
+      <w:r>
+        <w:rPr>
+          <w:rFonts w:ascii="Times New Roman" w:hAnsi="Times New Roman"/>
+          <w:color w:val="FF0000"/>
+          <w:sz w:val="24"/>
+        </w:rPr>
+        <w:t xml:space="preserve"> </w:t>
       </w:r>
       <w:r>
         <w:rPr>
@@ -3467,1179 +3557,7 @@
           <w:color w:val="000000"/>
           <w:sz w:val="24"/>
         </w:rPr>
-        <w:t xml:space="preserve"> </w:t>
-      </w:r>
-      <w:r>
-        <w:rPr>
-          <w:rFonts w:ascii="Times New Roman" w:hAnsi="Times New Roman"/>
-          <w:color w:val="000000"/>
-          <w:sz w:val="24"/>
-        </w:rPr>
-        <w:t>прихо́ваний</w:t>
-      </w:r>
-      <w:r>
-        <w:rPr>
-          <w:rFonts w:ascii="Times New Roman" w:hAnsi="Times New Roman"/>
-          <w:color w:val="000000"/>
-          <w:sz w:val="24"/>
-        </w:rPr>
-        <w:t xml:space="preserve"> </w:t>
-      </w:r>
-      <w:r>
-        <w:rPr>
-          <w:rFonts w:ascii="Times New Roman" w:hAnsi="Times New Roman"/>
-          <w:color w:val="000000"/>
-          <w:sz w:val="24"/>
-        </w:rPr>
-        <w:t>шука́ючи</w:t>
-      </w:r>
-      <w:r>
-        <w:rPr>
-          <w:rFonts w:ascii="Times New Roman" w:hAnsi="Times New Roman"/>
-          <w:color w:val="000000"/>
-          <w:sz w:val="24"/>
-        </w:rPr>
-        <w:t xml:space="preserve">, * </w:t>
-      </w:r>
-      <w:r>
-        <w:rPr>
-          <w:rFonts w:ascii="Times New Roman" w:hAnsi="Times New Roman"/>
-          <w:color w:val="000000"/>
-          <w:sz w:val="24"/>
-        </w:rPr>
-        <w:t>беззако́нний</w:t>
-      </w:r>
-      <w:r>
-        <w:rPr>
-          <w:rFonts w:ascii="Times New Roman" w:hAnsi="Times New Roman"/>
-          <w:color w:val="000000"/>
-          <w:sz w:val="24"/>
-        </w:rPr>
-        <w:t xml:space="preserve"> </w:t>
-      </w:r>
-      <w:r>
-        <w:rPr>
-          <w:rFonts w:ascii="Times New Roman" w:hAnsi="Times New Roman"/>
-          <w:color w:val="000000"/>
-          <w:sz w:val="24"/>
-        </w:rPr>
-        <w:t>заколо́в</w:t>
-      </w:r>
-      <w:r>
-        <w:rPr>
-          <w:rFonts w:ascii="Times New Roman" w:hAnsi="Times New Roman"/>
-          <w:color w:val="000000"/>
-          <w:sz w:val="24"/>
-        </w:rPr>
-        <w:t xml:space="preserve"> </w:t>
-      </w:r>
-      <w:r>
-        <w:rPr>
-          <w:rFonts w:ascii="Times New Roman" w:hAnsi="Times New Roman"/>
-          <w:color w:val="000000"/>
-          <w:sz w:val="24"/>
-        </w:rPr>
-        <w:t>сього́дні</w:t>
-      </w:r>
-      <w:r>
-        <w:rPr>
-          <w:rFonts w:ascii="Times New Roman" w:hAnsi="Times New Roman"/>
-          <w:color w:val="000000"/>
-          <w:sz w:val="24"/>
-        </w:rPr>
-        <w:t xml:space="preserve"> </w:t>
-      </w:r>
-      <w:r>
-        <w:rPr>
-          <w:rFonts w:ascii="Times New Roman" w:hAnsi="Times New Roman"/>
-          <w:color w:val="000000"/>
-          <w:sz w:val="24"/>
-        </w:rPr>
-        <w:t>беззло́бних</w:t>
-      </w:r>
-      <w:r>
-        <w:rPr>
-          <w:rFonts w:ascii="Times New Roman" w:hAnsi="Times New Roman"/>
-          <w:color w:val="000000"/>
-          <w:sz w:val="24"/>
-        </w:rPr>
-        <w:t xml:space="preserve"> </w:t>
-      </w:r>
-      <w:r>
-        <w:rPr>
-          <w:rFonts w:ascii="Times New Roman" w:hAnsi="Times New Roman"/>
-          <w:color w:val="000000"/>
-          <w:sz w:val="24"/>
-        </w:rPr>
-        <w:t>діте́й</w:t>
-      </w:r>
-      <w:r>
-        <w:rPr>
-          <w:rFonts w:ascii="Times New Roman" w:hAnsi="Times New Roman"/>
-          <w:color w:val="000000"/>
-          <w:sz w:val="24"/>
-        </w:rPr>
-        <w:t xml:space="preserve">; * і </w:t>
-      </w:r>
-      <w:r>
-        <w:rPr>
-          <w:rFonts w:ascii="Times New Roman" w:hAnsi="Times New Roman"/>
-          <w:color w:val="000000"/>
-          <w:sz w:val="24"/>
-        </w:rPr>
-        <w:t>Рахи́ль</w:t>
-      </w:r>
-      <w:r>
-        <w:rPr>
-          <w:rFonts w:ascii="Times New Roman" w:hAnsi="Times New Roman"/>
-          <w:color w:val="000000"/>
-          <w:sz w:val="24"/>
-        </w:rPr>
-        <w:t xml:space="preserve"> </w:t>
-      </w:r>
-      <w:r>
-        <w:rPr>
-          <w:rFonts w:ascii="Times New Roman" w:hAnsi="Times New Roman"/>
-          <w:color w:val="000000"/>
-          <w:sz w:val="24"/>
-        </w:rPr>
-        <w:t>безуті́шною</w:t>
-      </w:r>
-      <w:r>
-        <w:rPr>
-          <w:rFonts w:ascii="Times New Roman" w:hAnsi="Times New Roman"/>
-          <w:color w:val="000000"/>
-          <w:sz w:val="24"/>
-        </w:rPr>
-        <w:t xml:space="preserve"> </w:t>
-      </w:r>
-      <w:r>
-        <w:rPr>
-          <w:rFonts w:ascii="Times New Roman" w:hAnsi="Times New Roman"/>
-          <w:color w:val="000000"/>
-          <w:sz w:val="24"/>
-        </w:rPr>
-        <w:t>ста́ла</w:t>
-      </w:r>
-      <w:r>
-        <w:rPr>
-          <w:rFonts w:ascii="Times New Roman" w:hAnsi="Times New Roman"/>
-          <w:color w:val="000000"/>
-          <w:sz w:val="24"/>
-        </w:rPr>
-        <w:t xml:space="preserve">, * </w:t>
-      </w:r>
-      <w:r>
-        <w:rPr>
-          <w:rFonts w:ascii="Times New Roman" w:hAnsi="Times New Roman"/>
-          <w:color w:val="000000"/>
-          <w:sz w:val="24"/>
-        </w:rPr>
-        <w:t>спогляда́ючи</w:t>
-      </w:r>
-      <w:r>
-        <w:rPr>
-          <w:rFonts w:ascii="Times New Roman" w:hAnsi="Times New Roman"/>
-          <w:color w:val="000000"/>
-          <w:sz w:val="24"/>
-        </w:rPr>
-        <w:t xml:space="preserve"> </w:t>
-      </w:r>
-      <w:r>
-        <w:rPr>
-          <w:rFonts w:ascii="Times New Roman" w:hAnsi="Times New Roman"/>
-          <w:color w:val="000000"/>
-          <w:sz w:val="24"/>
-        </w:rPr>
-        <w:t>непра́ведне</w:t>
-      </w:r>
-      <w:r>
-        <w:rPr>
-          <w:rFonts w:ascii="Times New Roman" w:hAnsi="Times New Roman"/>
-          <w:color w:val="000000"/>
-          <w:sz w:val="24"/>
-        </w:rPr>
-        <w:t xml:space="preserve"> </w:t>
-      </w:r>
-      <w:r>
-        <w:rPr>
-          <w:rFonts w:ascii="Times New Roman" w:hAnsi="Times New Roman"/>
-          <w:color w:val="000000"/>
-          <w:sz w:val="24"/>
-        </w:rPr>
-        <w:t>зако́лення</w:t>
-      </w:r>
-      <w:r>
-        <w:rPr>
-          <w:rFonts w:ascii="Times New Roman" w:hAnsi="Times New Roman"/>
-          <w:color w:val="000000"/>
-          <w:sz w:val="24"/>
-        </w:rPr>
-        <w:t xml:space="preserve"> * </w:t>
-      </w:r>
-      <w:r>
-        <w:rPr>
-          <w:rFonts w:ascii="Times New Roman" w:hAnsi="Times New Roman"/>
-          <w:color w:val="000000"/>
-          <w:sz w:val="24"/>
-        </w:rPr>
-        <w:t>та</w:t>
-      </w:r>
-      <w:r>
-        <w:rPr>
-          <w:rFonts w:ascii="Times New Roman" w:hAnsi="Times New Roman"/>
-          <w:color w:val="000000"/>
-          <w:sz w:val="24"/>
-        </w:rPr>
-        <w:t xml:space="preserve"> </w:t>
-      </w:r>
-      <w:r>
-        <w:rPr>
-          <w:rFonts w:ascii="Times New Roman" w:hAnsi="Times New Roman"/>
-          <w:color w:val="000000"/>
-          <w:sz w:val="24"/>
-        </w:rPr>
-        <w:t>передча́сну</w:t>
-      </w:r>
-      <w:r>
-        <w:rPr>
-          <w:rFonts w:ascii="Times New Roman" w:hAnsi="Times New Roman"/>
-          <w:color w:val="000000"/>
-          <w:sz w:val="24"/>
-        </w:rPr>
-        <w:t xml:space="preserve"> </w:t>
-      </w:r>
-      <w:r>
-        <w:rPr>
-          <w:rFonts w:ascii="Times New Roman" w:hAnsi="Times New Roman"/>
-          <w:color w:val="000000"/>
-          <w:sz w:val="24"/>
-        </w:rPr>
-        <w:t>смерть</w:t>
-      </w:r>
-      <w:r>
-        <w:rPr>
-          <w:rFonts w:ascii="Times New Roman" w:hAnsi="Times New Roman"/>
-          <w:color w:val="000000"/>
-          <w:sz w:val="24"/>
-        </w:rPr>
-        <w:t xml:space="preserve"> * </w:t>
-      </w:r>
-      <w:r>
-        <w:rPr>
-          <w:rFonts w:ascii="Times New Roman" w:hAnsi="Times New Roman"/>
-          <w:color w:val="000000"/>
-          <w:sz w:val="24"/>
-        </w:rPr>
-        <w:t>тих</w:t>
-      </w:r>
-      <w:r>
-        <w:rPr>
-          <w:rFonts w:ascii="Times New Roman" w:hAnsi="Times New Roman"/>
-          <w:color w:val="000000"/>
-          <w:sz w:val="24"/>
-        </w:rPr>
-        <w:t xml:space="preserve">, </w:t>
-      </w:r>
-      <w:r>
-        <w:rPr>
-          <w:rFonts w:ascii="Times New Roman" w:hAnsi="Times New Roman"/>
-          <w:color w:val="000000"/>
-          <w:sz w:val="24"/>
-        </w:rPr>
-        <w:t>кого</w:t>
-      </w:r>
-      <w:r>
-        <w:rPr>
-          <w:rFonts w:ascii="Times New Roman" w:hAnsi="Times New Roman"/>
-          <w:color w:val="000000"/>
-          <w:sz w:val="24"/>
-        </w:rPr>
-        <w:t xml:space="preserve">́ </w:t>
-      </w:r>
-      <w:r>
-        <w:rPr>
-          <w:rFonts w:ascii="Times New Roman" w:hAnsi="Times New Roman"/>
-          <w:color w:val="000000"/>
-          <w:sz w:val="24"/>
-        </w:rPr>
-        <w:t>опла́кувала</w:t>
-      </w:r>
-      <w:r>
-        <w:rPr>
-          <w:rFonts w:ascii="Times New Roman" w:hAnsi="Times New Roman"/>
-          <w:color w:val="000000"/>
-          <w:sz w:val="24"/>
-        </w:rPr>
-        <w:t xml:space="preserve">, * </w:t>
-      </w:r>
-      <w:r>
-        <w:rPr>
-          <w:rFonts w:ascii="Times New Roman" w:hAnsi="Times New Roman"/>
-          <w:color w:val="000000"/>
-          <w:sz w:val="24"/>
-        </w:rPr>
-        <w:t>болі́ючи</w:t>
-      </w:r>
-      <w:r>
-        <w:rPr>
-          <w:rFonts w:ascii="Times New Roman" w:hAnsi="Times New Roman"/>
-          <w:color w:val="000000"/>
-          <w:sz w:val="24"/>
-        </w:rPr>
-        <w:t xml:space="preserve"> </w:t>
-      </w:r>
-      <w:r>
-        <w:rPr>
-          <w:rFonts w:ascii="Times New Roman" w:hAnsi="Times New Roman"/>
-          <w:color w:val="000000"/>
-          <w:sz w:val="24"/>
-        </w:rPr>
-        <w:t>утро́бою</w:t>
-      </w:r>
-      <w:r>
-        <w:rPr>
-          <w:rFonts w:ascii="Times New Roman" w:hAnsi="Times New Roman"/>
-          <w:color w:val="000000"/>
-          <w:sz w:val="24"/>
-        </w:rPr>
-        <w:t xml:space="preserve">. * </w:t>
-      </w:r>
-      <w:r>
-        <w:rPr>
-          <w:rFonts w:ascii="Times New Roman" w:hAnsi="Times New Roman"/>
-          <w:color w:val="000000"/>
-          <w:sz w:val="24"/>
-        </w:rPr>
-        <w:t>Але</w:t>
-      </w:r>
-      <w:r>
-        <w:rPr>
-          <w:rFonts w:ascii="Times New Roman" w:hAnsi="Times New Roman"/>
-          <w:color w:val="000000"/>
-          <w:sz w:val="24"/>
-        </w:rPr>
-        <w:t xml:space="preserve">́ </w:t>
-      </w:r>
-      <w:r>
-        <w:rPr>
-          <w:rFonts w:ascii="Times New Roman" w:hAnsi="Times New Roman"/>
-          <w:color w:val="000000"/>
-          <w:sz w:val="24"/>
-        </w:rPr>
-        <w:t>ба́чачи</w:t>
-      </w:r>
-      <w:r>
-        <w:rPr>
-          <w:rFonts w:ascii="Times New Roman" w:hAnsi="Times New Roman"/>
-          <w:color w:val="000000"/>
-          <w:sz w:val="24"/>
-        </w:rPr>
-        <w:t xml:space="preserve"> </w:t>
-      </w:r>
-      <w:r>
-        <w:rPr>
-          <w:rFonts w:ascii="Times New Roman" w:hAnsi="Times New Roman"/>
-          <w:color w:val="000000"/>
-          <w:sz w:val="24"/>
-        </w:rPr>
-        <w:t>їх</w:t>
-      </w:r>
-      <w:r>
-        <w:rPr>
-          <w:rFonts w:ascii="Times New Roman" w:hAnsi="Times New Roman"/>
-          <w:color w:val="000000"/>
-          <w:sz w:val="24"/>
-        </w:rPr>
-        <w:t xml:space="preserve"> </w:t>
-      </w:r>
-      <w:r>
-        <w:rPr>
-          <w:rFonts w:ascii="Times New Roman" w:hAnsi="Times New Roman"/>
-          <w:color w:val="000000"/>
-          <w:sz w:val="24"/>
-        </w:rPr>
-        <w:t>ни́ні</w:t>
-      </w:r>
-      <w:r>
-        <w:rPr>
-          <w:rFonts w:ascii="Times New Roman" w:hAnsi="Times New Roman"/>
-          <w:color w:val="000000"/>
-          <w:sz w:val="24"/>
-        </w:rPr>
-        <w:t xml:space="preserve"> </w:t>
-      </w:r>
-      <w:r>
-        <w:rPr>
-          <w:rFonts w:ascii="Times New Roman" w:hAnsi="Times New Roman"/>
-          <w:color w:val="000000"/>
-          <w:sz w:val="24"/>
-        </w:rPr>
-        <w:t>на</w:t>
-      </w:r>
-      <w:r>
-        <w:rPr>
-          <w:rFonts w:ascii="Times New Roman" w:hAnsi="Times New Roman"/>
-          <w:color w:val="000000"/>
-          <w:sz w:val="24"/>
-        </w:rPr>
-        <w:t xml:space="preserve"> </w:t>
-      </w:r>
-      <w:r>
-        <w:rPr>
-          <w:rFonts w:ascii="Times New Roman" w:hAnsi="Times New Roman"/>
-          <w:color w:val="000000"/>
-          <w:sz w:val="24"/>
-        </w:rPr>
-        <w:t>ло́ні</w:t>
-      </w:r>
-      <w:r>
-        <w:rPr>
-          <w:rFonts w:ascii="Times New Roman" w:hAnsi="Times New Roman"/>
-          <w:color w:val="000000"/>
-          <w:sz w:val="24"/>
-        </w:rPr>
-        <w:t xml:space="preserve"> </w:t>
-      </w:r>
-      <w:r>
-        <w:rPr>
-          <w:rFonts w:ascii="Times New Roman" w:hAnsi="Times New Roman"/>
-          <w:color w:val="000000"/>
-          <w:sz w:val="24"/>
-        </w:rPr>
-        <w:t>Авраа́ма</w:t>
-      </w:r>
-      <w:r>
-        <w:rPr>
-          <w:rFonts w:ascii="Times New Roman" w:hAnsi="Times New Roman"/>
-          <w:color w:val="000000"/>
-          <w:sz w:val="24"/>
-        </w:rPr>
-        <w:t xml:space="preserve"> * – </w:t>
-      </w:r>
-      <w:r>
-        <w:rPr>
-          <w:rFonts w:ascii="Times New Roman" w:hAnsi="Times New Roman"/>
-          <w:color w:val="000000"/>
-          <w:sz w:val="24"/>
-        </w:rPr>
-        <w:t>весели́ться</w:t>
-      </w:r>
-      <w:r>
-        <w:rPr>
-          <w:rFonts w:ascii="Times New Roman" w:hAnsi="Times New Roman"/>
-          <w:color w:val="000000"/>
-          <w:sz w:val="24"/>
-        </w:rPr>
-        <w:t>.</w:t>
-      </w:r>
-    </w:p>
-    <w:p>
-      <w:pPr>
-        <w:spacing w:after="120"/>
-      </w:pPr>
-      <w:r>
-        <w:rPr>
-          <w:rFonts w:ascii="Times New Roman" w:hAnsi="Times New Roman"/>
-          <w:i/>
-          <w:color w:val="FF0000"/>
-          <w:sz w:val="24"/>
-        </w:rPr>
-        <w:t>Стих:</w:t>
-      </w:r>
-      <w:r>
-        <w:rPr>
-          <w:rFonts w:ascii="Times New Roman" w:hAnsi="Times New Roman"/>
-          <w:i/>
-          <w:sz w:val="24"/>
-        </w:rPr>
-        <w:t xml:space="preserve"> </w:t>
-      </w:r>
-      <w:r>
-        <w:rPr>
-          <w:rFonts w:ascii="Times New Roman" w:hAnsi="Times New Roman"/>
-          <w:sz w:val="24"/>
-          <w:u w:val="single"/>
-        </w:rPr>
-        <w:t>Вели́ке бо до нас Його́ милосе́рдя,* і ві́рність Го́спода пові́ки.</w:t>
-      </w:r>
-    </w:p>
-    <w:p>
-      <w:pPr>
-        <w:pStyle w:val="Normal"/>
-        <w:spacing w:after="120"/>
-      </w:pPr>
-      <w:r>
-        <w:rPr>
-          <w:rFonts w:ascii="Times New Roman" w:hAnsi="Times New Roman"/>
-          <w:i/>
-          <w:color w:val="FF0000"/>
-          <w:sz w:val="24"/>
-        </w:rPr>
-        <w:t xml:space="preserve">Стих: </w:t>
-      </w:r>
-      <w:r>
-        <w:rPr>
-          <w:rFonts w:ascii="Times New Roman" w:hAnsi="Times New Roman"/>
-          <w:sz w:val="24"/>
-          <w:u w:val="single"/>
-        </w:rPr>
-        <w:t>Задля імени твого надіюсь на тебе, Господи,* надіється душа моя на слово твоє; надіється душа моя на Господа.</w:t>
-      </w:r>
-    </w:p>
-    <w:p>
-      <w:pPr>
-        <w:pStyle w:val="Normal"/>
-        <w:spacing w:after="120"/>
-      </w:pPr>
-      <w:r>
-        <w:rPr>
-          <w:rFonts w:ascii="Times New Roman" w:hAnsi="Times New Roman"/>
-          <w:b/>
-          <w:sz w:val="24"/>
-        </w:rPr>
-        <w:t xml:space="preserve">Слава: </w:t>
-      </w:r>
-      <w:r>
-        <w:rPr>
-          <w:rFonts w:ascii="Times New Roman" w:hAnsi="Times New Roman"/>
-          <w:i/>
-          <w:color w:val="FF0000"/>
-          <w:sz w:val="24"/>
-        </w:rPr>
-        <w:t>(г. 8):</w:t>
-      </w:r>
-      <w:r>
-        <w:rPr>
-          <w:rFonts w:ascii="Times New Roman" w:hAnsi="Times New Roman"/>
-          <w:color w:val="FF0000"/>
-          <w:sz w:val="24"/>
-        </w:rPr>
-        <w:t xml:space="preserve"> </w:t>
-      </w:r>
-      <w:r>
-        <w:rPr>
-          <w:rFonts w:ascii="Times New Roman" w:hAnsi="Times New Roman"/>
-          <w:color w:val="000000"/>
-          <w:sz w:val="24"/>
-        </w:rPr>
-        <w:t>І́род</w:t>
-      </w:r>
-      <w:r>
-        <w:rPr>
-          <w:rFonts w:ascii="Times New Roman" w:hAnsi="Times New Roman"/>
-          <w:color w:val="000000"/>
-          <w:sz w:val="24"/>
-        </w:rPr>
-        <w:t xml:space="preserve"> </w:t>
-      </w:r>
-      <w:r>
-        <w:rPr>
-          <w:rFonts w:ascii="Times New Roman" w:hAnsi="Times New Roman"/>
-          <w:color w:val="000000"/>
-          <w:sz w:val="24"/>
-        </w:rPr>
-        <w:t>беззако́нний</w:t>
-      </w:r>
-      <w:r>
-        <w:rPr>
-          <w:rFonts w:ascii="Times New Roman" w:hAnsi="Times New Roman"/>
-          <w:color w:val="000000"/>
-          <w:sz w:val="24"/>
-        </w:rPr>
-        <w:t xml:space="preserve">, * </w:t>
-      </w:r>
-      <w:r>
-        <w:rPr>
-          <w:rFonts w:ascii="Times New Roman" w:hAnsi="Times New Roman"/>
-          <w:color w:val="000000"/>
-          <w:sz w:val="24"/>
-        </w:rPr>
-        <w:t>спогляда́ючи</w:t>
-      </w:r>
-      <w:r>
-        <w:rPr>
-          <w:rFonts w:ascii="Times New Roman" w:hAnsi="Times New Roman"/>
-          <w:color w:val="000000"/>
-          <w:sz w:val="24"/>
-        </w:rPr>
-        <w:t xml:space="preserve"> </w:t>
-      </w:r>
-      <w:r>
-        <w:rPr>
-          <w:rFonts w:ascii="Times New Roman" w:hAnsi="Times New Roman"/>
-          <w:color w:val="000000"/>
-          <w:sz w:val="24"/>
-        </w:rPr>
-        <w:t>зорю</w:t>
-      </w:r>
-      <w:r>
-        <w:rPr>
-          <w:rFonts w:ascii="Times New Roman" w:hAnsi="Times New Roman"/>
-          <w:color w:val="000000"/>
-          <w:sz w:val="24"/>
-        </w:rPr>
-        <w:t xml:space="preserve">́, </w:t>
-      </w:r>
-      <w:r>
-        <w:rPr>
-          <w:rFonts w:ascii="Times New Roman" w:hAnsi="Times New Roman"/>
-          <w:color w:val="000000"/>
-          <w:sz w:val="24"/>
-        </w:rPr>
-        <w:t>по́над</w:t>
-      </w:r>
-      <w:r>
-        <w:rPr>
-          <w:rFonts w:ascii="Times New Roman" w:hAnsi="Times New Roman"/>
-          <w:color w:val="000000"/>
-          <w:sz w:val="24"/>
-        </w:rPr>
-        <w:t xml:space="preserve"> </w:t>
-      </w:r>
-      <w:r>
-        <w:rPr>
-          <w:rFonts w:ascii="Times New Roman" w:hAnsi="Times New Roman"/>
-          <w:color w:val="000000"/>
-          <w:sz w:val="24"/>
-        </w:rPr>
-        <w:t>усе</w:t>
-      </w:r>
-      <w:r>
-        <w:rPr>
-          <w:rFonts w:ascii="Times New Roman" w:hAnsi="Times New Roman"/>
-          <w:color w:val="000000"/>
-          <w:sz w:val="24"/>
-        </w:rPr>
-        <w:t xml:space="preserve">́ </w:t>
-      </w:r>
-      <w:r>
-        <w:rPr>
-          <w:rFonts w:ascii="Times New Roman" w:hAnsi="Times New Roman"/>
-          <w:color w:val="000000"/>
-          <w:sz w:val="24"/>
-        </w:rPr>
-        <w:t>творі́ння</w:t>
-      </w:r>
-      <w:r>
-        <w:rPr>
-          <w:rFonts w:ascii="Times New Roman" w:hAnsi="Times New Roman"/>
-          <w:color w:val="000000"/>
-          <w:sz w:val="24"/>
-        </w:rPr>
-        <w:t xml:space="preserve"> </w:t>
-      </w:r>
-      <w:r>
-        <w:rPr>
-          <w:rFonts w:ascii="Times New Roman" w:hAnsi="Times New Roman"/>
-          <w:color w:val="000000"/>
-          <w:sz w:val="24"/>
-        </w:rPr>
-        <w:t>світлі́шу</w:t>
-      </w:r>
-      <w:r>
-        <w:rPr>
-          <w:rFonts w:ascii="Times New Roman" w:hAnsi="Times New Roman"/>
-          <w:color w:val="000000"/>
-          <w:sz w:val="24"/>
-        </w:rPr>
-        <w:t xml:space="preserve">, </w:t>
-      </w:r>
-      <w:r>
-        <w:rPr>
-          <w:rFonts w:ascii="Times New Roman" w:hAnsi="Times New Roman"/>
-          <w:color w:val="000000"/>
-          <w:sz w:val="24"/>
-        </w:rPr>
-        <w:t>триво</w:t>
-      </w:r>
-      <w:r>
-        <w:rPr>
-          <w:rFonts w:ascii="Times New Roman" w:hAnsi="Times New Roman"/>
-          <w:color w:val="000000"/>
-          <w:sz w:val="24"/>
-        </w:rPr>
-        <w:t>́-</w:t>
-      </w:r>
-      <w:r>
-        <w:rPr>
-          <w:rFonts w:ascii="Times New Roman" w:hAnsi="Times New Roman"/>
-          <w:color w:val="000000"/>
-          <w:sz w:val="24"/>
-        </w:rPr>
-        <w:t>жився</w:t>
-      </w:r>
-      <w:r>
-        <w:rPr>
-          <w:rFonts w:ascii="Times New Roman" w:hAnsi="Times New Roman"/>
-          <w:color w:val="000000"/>
-          <w:sz w:val="24"/>
-        </w:rPr>
-        <w:t xml:space="preserve"> * і </w:t>
-      </w:r>
-      <w:r>
-        <w:rPr>
-          <w:rFonts w:ascii="Times New Roman" w:hAnsi="Times New Roman"/>
-          <w:color w:val="000000"/>
-          <w:sz w:val="24"/>
-        </w:rPr>
-        <w:t>младе́нців</w:t>
-      </w:r>
-      <w:r>
-        <w:rPr>
-          <w:rFonts w:ascii="Times New Roman" w:hAnsi="Times New Roman"/>
-          <w:color w:val="000000"/>
-          <w:sz w:val="24"/>
-        </w:rPr>
-        <w:t xml:space="preserve">, </w:t>
-      </w:r>
-      <w:r>
-        <w:rPr>
-          <w:rFonts w:ascii="Times New Roman" w:hAnsi="Times New Roman"/>
-          <w:color w:val="000000"/>
-          <w:sz w:val="24"/>
-        </w:rPr>
-        <w:t>грудьми</w:t>
-      </w:r>
-      <w:r>
-        <w:rPr>
-          <w:rFonts w:ascii="Times New Roman" w:hAnsi="Times New Roman"/>
-          <w:color w:val="000000"/>
-          <w:sz w:val="24"/>
-        </w:rPr>
-        <w:t xml:space="preserve">́ </w:t>
-      </w:r>
-      <w:r>
-        <w:rPr>
-          <w:rFonts w:ascii="Times New Roman" w:hAnsi="Times New Roman"/>
-          <w:color w:val="000000"/>
-          <w:sz w:val="24"/>
-        </w:rPr>
-        <w:t>годо́ваних</w:t>
-      </w:r>
-      <w:r>
-        <w:rPr>
-          <w:rFonts w:ascii="Times New Roman" w:hAnsi="Times New Roman"/>
-          <w:color w:val="000000"/>
-          <w:sz w:val="24"/>
-        </w:rPr>
-        <w:t xml:space="preserve">, з </w:t>
-      </w:r>
-      <w:r>
-        <w:rPr>
-          <w:rFonts w:ascii="Times New Roman" w:hAnsi="Times New Roman"/>
-          <w:color w:val="000000"/>
-          <w:sz w:val="24"/>
-        </w:rPr>
-        <w:t>обі́ймів</w:t>
-      </w:r>
-      <w:r>
-        <w:rPr>
-          <w:rFonts w:ascii="Times New Roman" w:hAnsi="Times New Roman"/>
-          <w:color w:val="000000"/>
-          <w:sz w:val="24"/>
-        </w:rPr>
-        <w:t xml:space="preserve"> </w:t>
-      </w:r>
-      <w:r>
-        <w:rPr>
-          <w:rFonts w:ascii="Times New Roman" w:hAnsi="Times New Roman"/>
-          <w:color w:val="000000"/>
-          <w:sz w:val="24"/>
-        </w:rPr>
-        <w:t>матери́нських</w:t>
-      </w:r>
-      <w:r>
-        <w:rPr>
-          <w:rFonts w:ascii="Times New Roman" w:hAnsi="Times New Roman"/>
-          <w:color w:val="000000"/>
-          <w:sz w:val="24"/>
-        </w:rPr>
-        <w:t xml:space="preserve"> </w:t>
-      </w:r>
-      <w:r>
-        <w:rPr>
-          <w:rFonts w:ascii="Times New Roman" w:hAnsi="Times New Roman"/>
-          <w:color w:val="000000"/>
-          <w:sz w:val="24"/>
-        </w:rPr>
-        <w:t>вирива́в</w:t>
-      </w:r>
-      <w:r>
-        <w:rPr>
-          <w:rFonts w:ascii="Times New Roman" w:hAnsi="Times New Roman"/>
-          <w:color w:val="000000"/>
-          <w:sz w:val="24"/>
-        </w:rPr>
-        <w:t xml:space="preserve">. * А </w:t>
-      </w:r>
-      <w:r>
-        <w:rPr>
-          <w:rFonts w:ascii="Times New Roman" w:hAnsi="Times New Roman"/>
-          <w:color w:val="000000"/>
-          <w:sz w:val="24"/>
-        </w:rPr>
-        <w:t>Єлисаве́та</w:t>
-      </w:r>
-      <w:r>
-        <w:rPr>
-          <w:rFonts w:ascii="Times New Roman" w:hAnsi="Times New Roman"/>
-          <w:color w:val="000000"/>
-          <w:sz w:val="24"/>
-        </w:rPr>
-        <w:t xml:space="preserve">, </w:t>
-      </w:r>
-      <w:r>
-        <w:rPr>
-          <w:rFonts w:ascii="Times New Roman" w:hAnsi="Times New Roman"/>
-          <w:color w:val="000000"/>
-          <w:sz w:val="24"/>
-        </w:rPr>
-        <w:t>взя́вши</w:t>
-      </w:r>
-      <w:r>
-        <w:rPr>
-          <w:rFonts w:ascii="Times New Roman" w:hAnsi="Times New Roman"/>
-          <w:color w:val="000000"/>
-          <w:sz w:val="24"/>
-        </w:rPr>
-        <w:t xml:space="preserve"> </w:t>
-      </w:r>
-      <w:r>
-        <w:rPr>
-          <w:rFonts w:ascii="Times New Roman" w:hAnsi="Times New Roman"/>
-          <w:color w:val="000000"/>
-          <w:sz w:val="24"/>
-        </w:rPr>
-        <w:t>Йоа́на</w:t>
-      </w:r>
-      <w:r>
-        <w:rPr>
-          <w:rFonts w:ascii="Times New Roman" w:hAnsi="Times New Roman"/>
-          <w:color w:val="000000"/>
-          <w:sz w:val="24"/>
-        </w:rPr>
-        <w:t xml:space="preserve">, * </w:t>
-      </w:r>
-      <w:r>
-        <w:rPr>
-          <w:rFonts w:ascii="Times New Roman" w:hAnsi="Times New Roman"/>
-          <w:color w:val="000000"/>
-          <w:sz w:val="24"/>
-        </w:rPr>
-        <w:t>ске́лю</w:t>
-      </w:r>
-      <w:r>
-        <w:rPr>
-          <w:rFonts w:ascii="Times New Roman" w:hAnsi="Times New Roman"/>
-          <w:color w:val="000000"/>
-          <w:sz w:val="24"/>
-        </w:rPr>
-        <w:t xml:space="preserve"> </w:t>
-      </w:r>
-      <w:r>
-        <w:rPr>
-          <w:rFonts w:ascii="Times New Roman" w:hAnsi="Times New Roman"/>
-          <w:color w:val="000000"/>
-          <w:sz w:val="24"/>
-        </w:rPr>
-        <w:t>блага́ла</w:t>
-      </w:r>
-      <w:r>
-        <w:rPr>
-          <w:rFonts w:ascii="Times New Roman" w:hAnsi="Times New Roman"/>
-          <w:color w:val="000000"/>
-          <w:sz w:val="24"/>
-        </w:rPr>
-        <w:t>: * «</w:t>
-      </w:r>
-      <w:r>
-        <w:rPr>
-          <w:rFonts w:ascii="Times New Roman" w:hAnsi="Times New Roman"/>
-          <w:color w:val="000000"/>
-          <w:sz w:val="24"/>
-        </w:rPr>
-        <w:t>Прийми</w:t>
-      </w:r>
-      <w:r>
-        <w:rPr>
-          <w:rFonts w:ascii="Times New Roman" w:hAnsi="Times New Roman"/>
-          <w:color w:val="000000"/>
-          <w:sz w:val="24"/>
-        </w:rPr>
-        <w:t xml:space="preserve">́ </w:t>
-      </w:r>
-      <w:r>
-        <w:rPr>
-          <w:rFonts w:ascii="Times New Roman" w:hAnsi="Times New Roman"/>
-          <w:color w:val="000000"/>
-          <w:sz w:val="24"/>
-        </w:rPr>
-        <w:t>ма́тір</w:t>
-      </w:r>
-      <w:r>
-        <w:rPr>
-          <w:rFonts w:ascii="Times New Roman" w:hAnsi="Times New Roman"/>
-          <w:color w:val="000000"/>
-          <w:sz w:val="24"/>
-        </w:rPr>
-        <w:t xml:space="preserve"> з </w:t>
-      </w:r>
-      <w:r>
-        <w:rPr>
-          <w:rFonts w:ascii="Times New Roman" w:hAnsi="Times New Roman"/>
-          <w:color w:val="000000"/>
-          <w:sz w:val="24"/>
-        </w:rPr>
-        <w:t>дити́ною</w:t>
-      </w:r>
-      <w:r>
-        <w:rPr>
-          <w:rFonts w:ascii="Times New Roman" w:hAnsi="Times New Roman"/>
-          <w:color w:val="000000"/>
-          <w:sz w:val="24"/>
-        </w:rPr>
-        <w:t xml:space="preserve">!» * </w:t>
-      </w:r>
-      <w:r>
-        <w:rPr>
-          <w:rFonts w:ascii="Times New Roman" w:hAnsi="Times New Roman"/>
-          <w:color w:val="000000"/>
-          <w:sz w:val="24"/>
-        </w:rPr>
-        <w:t>Гора</w:t>
-      </w:r>
-      <w:r>
-        <w:rPr>
-          <w:rFonts w:ascii="Times New Roman" w:hAnsi="Times New Roman"/>
-          <w:color w:val="000000"/>
-          <w:sz w:val="24"/>
-        </w:rPr>
-        <w:t xml:space="preserve">́ </w:t>
-      </w:r>
-      <w:r>
-        <w:rPr>
-          <w:rFonts w:ascii="Times New Roman" w:hAnsi="Times New Roman"/>
-          <w:color w:val="000000"/>
-          <w:sz w:val="24"/>
-        </w:rPr>
-        <w:t>прийняла</w:t>
-      </w:r>
-      <w:r>
-        <w:rPr>
-          <w:rFonts w:ascii="Times New Roman" w:hAnsi="Times New Roman"/>
-          <w:color w:val="000000"/>
-          <w:sz w:val="24"/>
-        </w:rPr>
-        <w:t xml:space="preserve">́ </w:t>
-      </w:r>
-      <w:r>
-        <w:rPr>
-          <w:rFonts w:ascii="Times New Roman" w:hAnsi="Times New Roman"/>
-          <w:color w:val="000000"/>
-          <w:sz w:val="24"/>
-        </w:rPr>
-        <w:t>Предте́чу</w:t>
-      </w:r>
-      <w:r>
-        <w:rPr>
-          <w:rFonts w:ascii="Times New Roman" w:hAnsi="Times New Roman"/>
-          <w:color w:val="000000"/>
-          <w:sz w:val="24"/>
-        </w:rPr>
-        <w:t xml:space="preserve">; * </w:t>
-      </w:r>
-      <w:r>
-        <w:rPr>
-          <w:rFonts w:ascii="Times New Roman" w:hAnsi="Times New Roman"/>
-          <w:color w:val="000000"/>
-          <w:sz w:val="24"/>
-        </w:rPr>
-        <w:t>я́сла</w:t>
-      </w:r>
-      <w:r>
-        <w:rPr>
-          <w:rFonts w:ascii="Times New Roman" w:hAnsi="Times New Roman"/>
-          <w:color w:val="000000"/>
-          <w:sz w:val="24"/>
-        </w:rPr>
-        <w:t xml:space="preserve"> ж </w:t>
-      </w:r>
-      <w:r>
-        <w:rPr>
-          <w:rFonts w:ascii="Times New Roman" w:hAnsi="Times New Roman"/>
-          <w:color w:val="000000"/>
-          <w:sz w:val="24"/>
-        </w:rPr>
-        <w:t>берегли</w:t>
-      </w:r>
-      <w:r>
-        <w:rPr>
-          <w:rFonts w:ascii="Times New Roman" w:hAnsi="Times New Roman"/>
-          <w:color w:val="000000"/>
-          <w:sz w:val="24"/>
-        </w:rPr>
-        <w:t xml:space="preserve">́ </w:t>
-      </w:r>
-      <w:r>
-        <w:rPr>
-          <w:rFonts w:ascii="Times New Roman" w:hAnsi="Times New Roman"/>
-          <w:color w:val="000000"/>
-          <w:sz w:val="24"/>
-        </w:rPr>
-        <w:t>скарб</w:t>
-      </w:r>
-      <w:r>
-        <w:rPr>
-          <w:rFonts w:ascii="Times New Roman" w:hAnsi="Times New Roman"/>
-          <w:color w:val="000000"/>
-          <w:sz w:val="24"/>
-        </w:rPr>
-        <w:t xml:space="preserve">, * </w:t>
-      </w:r>
-      <w:r>
-        <w:rPr>
-          <w:rFonts w:ascii="Times New Roman" w:hAnsi="Times New Roman"/>
-          <w:color w:val="000000"/>
-          <w:sz w:val="24"/>
-        </w:rPr>
-        <w:t>яки́й</w:t>
-      </w:r>
-      <w:r>
-        <w:rPr>
-          <w:rFonts w:ascii="Times New Roman" w:hAnsi="Times New Roman"/>
-          <w:color w:val="000000"/>
-          <w:sz w:val="24"/>
-        </w:rPr>
-        <w:t xml:space="preserve"> </w:t>
-      </w:r>
-      <w:r>
-        <w:rPr>
-          <w:rFonts w:ascii="Times New Roman" w:hAnsi="Times New Roman"/>
-          <w:color w:val="000000"/>
-          <w:sz w:val="24"/>
-        </w:rPr>
-        <w:t>зоря</w:t>
-      </w:r>
-      <w:r>
-        <w:rPr>
-          <w:rFonts w:ascii="Times New Roman" w:hAnsi="Times New Roman"/>
-          <w:color w:val="000000"/>
-          <w:sz w:val="24"/>
-        </w:rPr>
-        <w:t xml:space="preserve">́ </w:t>
-      </w:r>
-      <w:r>
-        <w:rPr>
-          <w:rFonts w:ascii="Times New Roman" w:hAnsi="Times New Roman"/>
-          <w:color w:val="000000"/>
-          <w:sz w:val="24"/>
-        </w:rPr>
-        <w:t>звісти́ла</w:t>
-      </w:r>
-      <w:r>
-        <w:rPr>
-          <w:rFonts w:ascii="Times New Roman" w:hAnsi="Times New Roman"/>
-          <w:color w:val="000000"/>
-          <w:sz w:val="24"/>
-        </w:rPr>
-        <w:t xml:space="preserve">, </w:t>
-      </w:r>
-      <w:r>
-        <w:rPr>
-          <w:rFonts w:ascii="Times New Roman" w:hAnsi="Times New Roman"/>
-          <w:color w:val="000000"/>
-          <w:sz w:val="24"/>
-        </w:rPr>
-        <w:t>яко́му</w:t>
-      </w:r>
-      <w:r>
-        <w:rPr>
-          <w:rFonts w:ascii="Times New Roman" w:hAnsi="Times New Roman"/>
-          <w:color w:val="000000"/>
-          <w:sz w:val="24"/>
-        </w:rPr>
-        <w:t xml:space="preserve"> </w:t>
-      </w:r>
-      <w:r>
-        <w:rPr>
-          <w:rFonts w:ascii="Times New Roman" w:hAnsi="Times New Roman"/>
-          <w:color w:val="000000"/>
-          <w:sz w:val="24"/>
-        </w:rPr>
-        <w:t>волхви</w:t>
-      </w:r>
-      <w:r>
-        <w:rPr>
-          <w:rFonts w:ascii="Times New Roman" w:hAnsi="Times New Roman"/>
-          <w:color w:val="000000"/>
-          <w:sz w:val="24"/>
-        </w:rPr>
-        <w:t xml:space="preserve">́ </w:t>
-      </w:r>
-      <w:r>
-        <w:rPr>
-          <w:rFonts w:ascii="Times New Roman" w:hAnsi="Times New Roman"/>
-          <w:color w:val="000000"/>
-          <w:sz w:val="24"/>
-        </w:rPr>
-        <w:t>поклони́лися</w:t>
-      </w:r>
-      <w:r>
-        <w:rPr>
-          <w:rFonts w:ascii="Times New Roman" w:hAnsi="Times New Roman"/>
-          <w:color w:val="000000"/>
-          <w:sz w:val="24"/>
-        </w:rPr>
-        <w:t xml:space="preserve">. * </w:t>
-      </w:r>
-      <w:r>
-        <w:rPr>
-          <w:rFonts w:ascii="Times New Roman" w:hAnsi="Times New Roman"/>
-          <w:color w:val="000000"/>
-          <w:sz w:val="24"/>
-        </w:rPr>
-        <w:t>Го́споди</w:t>
-      </w:r>
-      <w:r>
-        <w:rPr>
-          <w:rFonts w:ascii="Times New Roman" w:hAnsi="Times New Roman"/>
-          <w:color w:val="000000"/>
-          <w:sz w:val="24"/>
-        </w:rPr>
-        <w:t xml:space="preserve">, </w:t>
-      </w:r>
-      <w:r>
-        <w:rPr>
-          <w:rFonts w:ascii="Times New Roman" w:hAnsi="Times New Roman"/>
-          <w:color w:val="000000"/>
-          <w:sz w:val="24"/>
-        </w:rPr>
-        <w:t>сла́ва</w:t>
-      </w:r>
-      <w:r>
-        <w:rPr>
-          <w:rFonts w:ascii="Times New Roman" w:hAnsi="Times New Roman"/>
-          <w:color w:val="000000"/>
-          <w:sz w:val="24"/>
-        </w:rPr>
-        <w:t xml:space="preserve"> </w:t>
-      </w:r>
-      <w:r>
-        <w:rPr>
-          <w:rFonts w:ascii="Times New Roman" w:hAnsi="Times New Roman"/>
-          <w:color w:val="000000"/>
-          <w:sz w:val="24"/>
-        </w:rPr>
-        <w:t>Тобі</w:t>
-      </w:r>
-      <w:r>
-        <w:rPr>
-          <w:rFonts w:ascii="Times New Roman" w:hAnsi="Times New Roman"/>
-          <w:color w:val="000000"/>
-          <w:sz w:val="24"/>
-        </w:rPr>
-        <w:t>́!</w:t>
+        <w:t>І́род беззако́нний, * спогляда́ючи зорю́, по́над усе́ творі́ння світлі́шу, триво́-жився * і младе́нців, грудьми́ годо́ваних, з обі́ймів матери́нських вирива́в. * А Єлисаве́та, взя́вши Йоа́на, * ске́лю блага́ла: * «Прийми́ ма́тір з дити́ною!» * Гора́ прийняла́ Предте́чу; * я́сла ж берегли́ скарб, * яки́й зоря́ звісти́ла, яко́му волхви́ поклони́лися. * Го́споди, сла́ва Тобі́!</w:t>
       </w:r>
     </w:p>
     <w:p>
@@ -7102,11 +6020,6 @@
     </w:p>
     <w:p>
       <w:pPr>
-        <w:spacing w:after="120"/>
-      </w:pPr>
-    </w:p>
-    <w:p>
-      <w:pPr>
         <w:pStyle w:val="Heading3"/>
         <w:spacing w:after="120"/>
         <w:jc w:val="center"/>
@@ -7124,7 +6037,6 @@
     <w:p>
       <w:pPr>
         <w:spacing w:after="120"/>
-        <w:jc w:val="both"/>
       </w:pPr>
       <w:r>
         <w:rPr>
@@ -7133,26 +6045,43 @@
           <w:color w:val="FF0000"/>
           <w:sz w:val="24"/>
         </w:rPr>
-        <w:t xml:space="preserve">(г. 6): </w:t>
-      </w:r>
-      <w:r>
-        <w:rPr>
-          <w:rFonts w:ascii="Times New Roman" w:hAnsi="Times New Roman"/>
-          <w:sz w:val="24"/>
-        </w:rPr>
-        <w:t>Воскресіння твоє, Христе Спасе,* ангели оспівують на небесах,* і нас на землі сподоби чистим серцем* тебе співом прославляти.</w:t>
-      </w:r>
-    </w:p>
-    <w:p>
-      <w:pPr>
-        <w:spacing w:after="120"/>
-        <w:jc w:val="both"/>
-      </w:pPr>
-    </w:p>
-    <w:p>
-      <w:pPr>
-        <w:spacing w:after="120"/>
-        <w:jc w:val="both"/>
+        <w:t>(г. 6):</w:t>
+      </w:r>
+      <w:r>
+        <w:rPr>
+          <w:rFonts w:ascii="Times New Roman" w:hAnsi="Times New Roman"/>
+          <w:sz w:val="24"/>
+        </w:rPr>
+        <w:t xml:space="preserve"> </w:t>
+      </w:r>
+      <w:r>
+        <w:rPr>
+          <w:rFonts w:ascii="Times New Roman" w:hAnsi="Times New Roman"/>
+          <w:sz w:val="24"/>
+        </w:rPr>
+        <w:t>Воскресі́ння Твоє́, Хри́сте Спа́се,* а́нгели оспі́вують на небеса́х,* і нас на землі́ сподо́би чи́стим се́рцем* Тебе́ спі́вом прославля́ти.</w:t>
+      </w:r>
+    </w:p>
+    <w:p>
+      <w:pPr>
+        <w:spacing w:after="120"/>
+        <w:jc w:val="both"/>
+      </w:pPr>
+    </w:p>
+    <w:p>
+      <w:pPr>
+        <w:spacing w:after="120"/>
+        <w:jc w:val="both"/>
+      </w:pPr>
+      <w:r>
+        <w:rPr>
+          <w:rFonts w:ascii="Times New Roman" w:hAnsi="Times New Roman"/>
+        </w:rPr>
+      </w:r>
+    </w:p>
+    <w:p>
+      <w:pPr>
+        <w:spacing w:after="120"/>
       </w:pPr>
       <w:r>
         <w:rPr>
@@ -12230,9 +11159,12 @@
       <w:r>
         <w:rPr>
           <w:rFonts w:ascii="Times New Roman" w:hAnsi="Times New Roman"/>
-          <w:sz w:val="24"/>
-        </w:rPr>
-        <w:t xml:space="preserve"> Від ВКАЗАТИ святого Євангелія читання.</w:t>
+          <w:b w:val="0"/>
+          <w:i w:val="0"/>
+          <w:color w:val="000000"/>
+          <w:sz w:val="24"/>
+        </w:rPr>
+        <w:t xml:space="preserve"> Від Луки святого Євангелія читання.</w:t>
       </w:r>
     </w:p>
     <w:p>
@@ -22093,11 +21025,6 @@
     </w:p>
     <w:p>
       <w:pPr>
-        <w:spacing w:after="120"/>
-      </w:pPr>
-    </w:p>
-    <w:p>
-      <w:pPr>
         <w:pStyle w:val="Heading3"/>
         <w:jc w:val="center"/>
       </w:pPr>
@@ -22130,196 +21057,7 @@
           <w:rFonts w:ascii="Times New Roman" w:hAnsi="Times New Roman"/>
           <w:sz w:val="24"/>
         </w:rPr>
-        <w:t xml:space="preserve"> </w:t>
-      </w:r>
-      <w:r>
-        <w:rPr>
-          <w:rFonts w:ascii="Times New Roman" w:hAnsi="Times New Roman"/>
-          <w:sz w:val="24"/>
-        </w:rPr>
-        <w:t>Воскресі́ння</w:t>
-      </w:r>
-      <w:r>
-        <w:rPr>
-          <w:rFonts w:ascii="Times New Roman" w:hAnsi="Times New Roman"/>
-          <w:sz w:val="24"/>
-        </w:rPr>
-        <w:t xml:space="preserve"> </w:t>
-      </w:r>
-      <w:r>
-        <w:rPr>
-          <w:rFonts w:ascii="Times New Roman" w:hAnsi="Times New Roman"/>
-          <w:sz w:val="24"/>
-        </w:rPr>
-        <w:t>Твоє</w:t>
-      </w:r>
-      <w:r>
-        <w:rPr>
-          <w:rFonts w:ascii="Times New Roman" w:hAnsi="Times New Roman"/>
-          <w:sz w:val="24"/>
-        </w:rPr>
-        <w:t xml:space="preserve">́, </w:t>
-      </w:r>
-      <w:r>
-        <w:rPr>
-          <w:rFonts w:ascii="Times New Roman" w:hAnsi="Times New Roman"/>
-          <w:sz w:val="24"/>
-        </w:rPr>
-        <w:t>Хри́сте</w:t>
-      </w:r>
-      <w:r>
-        <w:rPr>
-          <w:rFonts w:ascii="Times New Roman" w:hAnsi="Times New Roman"/>
-          <w:sz w:val="24"/>
-        </w:rPr>
-        <w:t xml:space="preserve"> </w:t>
-      </w:r>
-      <w:r>
-        <w:rPr>
-          <w:rFonts w:ascii="Times New Roman" w:hAnsi="Times New Roman"/>
-          <w:sz w:val="24"/>
-        </w:rPr>
-        <w:t>Спа́се</w:t>
-      </w:r>
-      <w:r>
-        <w:rPr>
-          <w:rFonts w:ascii="Times New Roman" w:hAnsi="Times New Roman"/>
-          <w:sz w:val="24"/>
-        </w:rPr>
-        <w:t>,*</w:t>
-      </w:r>
-      <w:r>
-        <w:rPr>
-          <w:rFonts w:ascii="Times New Roman" w:hAnsi="Times New Roman"/>
-          <w:sz w:val="24"/>
-        </w:rPr>
-        <w:t xml:space="preserve"> </w:t>
-      </w:r>
-      <w:r>
-        <w:rPr>
-          <w:rFonts w:ascii="Times New Roman" w:hAnsi="Times New Roman"/>
-          <w:sz w:val="24"/>
-        </w:rPr>
-        <w:t>а́нгели</w:t>
-      </w:r>
-      <w:r>
-        <w:rPr>
-          <w:rFonts w:ascii="Times New Roman" w:hAnsi="Times New Roman"/>
-          <w:sz w:val="24"/>
-        </w:rPr>
-        <w:t xml:space="preserve"> </w:t>
-      </w:r>
-      <w:r>
-        <w:rPr>
-          <w:rFonts w:ascii="Times New Roman" w:hAnsi="Times New Roman"/>
-          <w:sz w:val="24"/>
-        </w:rPr>
-        <w:t>оспі́вують</w:t>
-      </w:r>
-      <w:r>
-        <w:rPr>
-          <w:rFonts w:ascii="Times New Roman" w:hAnsi="Times New Roman"/>
-          <w:sz w:val="24"/>
-        </w:rPr>
-        <w:t xml:space="preserve"> на </w:t>
-      </w:r>
-      <w:r>
-        <w:rPr>
-          <w:rFonts w:ascii="Times New Roman" w:hAnsi="Times New Roman"/>
-          <w:sz w:val="24"/>
-        </w:rPr>
-        <w:t>небеса́х</w:t>
-      </w:r>
-      <w:r>
-        <w:rPr>
-          <w:rFonts w:ascii="Times New Roman" w:hAnsi="Times New Roman"/>
-          <w:sz w:val="24"/>
-        </w:rPr>
-        <w:t xml:space="preserve">,* і нас на </w:t>
-      </w:r>
-      <w:r>
-        <w:rPr>
-          <w:rFonts w:ascii="Times New Roman" w:hAnsi="Times New Roman"/>
-          <w:sz w:val="24"/>
-        </w:rPr>
-        <w:t>землі</w:t>
-      </w:r>
-      <w:r>
-        <w:rPr>
-          <w:rFonts w:ascii="Times New Roman" w:hAnsi="Times New Roman"/>
-          <w:sz w:val="24"/>
-        </w:rPr>
-        <w:t xml:space="preserve">́ </w:t>
-      </w:r>
-      <w:r>
-        <w:rPr>
-          <w:rFonts w:ascii="Times New Roman" w:hAnsi="Times New Roman"/>
-          <w:sz w:val="24"/>
-        </w:rPr>
-        <w:t>сподо́би</w:t>
-      </w:r>
-      <w:r>
-        <w:rPr>
-          <w:rFonts w:ascii="Times New Roman" w:hAnsi="Times New Roman"/>
-          <w:sz w:val="24"/>
-        </w:rPr>
-        <w:t xml:space="preserve"> </w:t>
-      </w:r>
-      <w:r>
-        <w:rPr>
-          <w:rFonts w:ascii="Times New Roman" w:hAnsi="Times New Roman"/>
-          <w:sz w:val="24"/>
-        </w:rPr>
-        <w:t>чи́стим</w:t>
-      </w:r>
-      <w:r>
-        <w:rPr>
-          <w:rFonts w:ascii="Times New Roman" w:hAnsi="Times New Roman"/>
-          <w:sz w:val="24"/>
-        </w:rPr>
-        <w:t xml:space="preserve"> </w:t>
-      </w:r>
-      <w:r>
-        <w:rPr>
-          <w:rFonts w:ascii="Times New Roman" w:hAnsi="Times New Roman"/>
-          <w:sz w:val="24"/>
-        </w:rPr>
-        <w:t>се́рцем</w:t>
-      </w:r>
-      <w:r>
-        <w:rPr>
-          <w:rFonts w:ascii="Times New Roman" w:hAnsi="Times New Roman"/>
-          <w:sz w:val="24"/>
-        </w:rPr>
-        <w:t xml:space="preserve">* Тебе́ </w:t>
-      </w:r>
-      <w:r>
-        <w:rPr>
-          <w:rFonts w:ascii="Times New Roman" w:hAnsi="Times New Roman"/>
-          <w:sz w:val="24"/>
-        </w:rPr>
-        <w:t>спі́вом</w:t>
-      </w:r>
-      <w:r>
-        <w:rPr>
-          <w:rFonts w:ascii="Times New Roman" w:hAnsi="Times New Roman"/>
-          <w:sz w:val="24"/>
-        </w:rPr>
-        <w:t xml:space="preserve"> </w:t>
-      </w:r>
-      <w:r>
-        <w:rPr>
-          <w:rFonts w:ascii="Times New Roman" w:hAnsi="Times New Roman"/>
-          <w:sz w:val="24"/>
-        </w:rPr>
-        <w:t>прославля́ти</w:t>
-      </w:r>
-      <w:r>
-        <w:rPr>
-          <w:rFonts w:ascii="Times New Roman" w:hAnsi="Times New Roman"/>
-          <w:sz w:val="24"/>
-        </w:rPr>
-        <w:t>.</w:t>
+        <w:t xml:space="preserve"> Воскресі́ння Твоє́, Хри́сте Спа́се,* а́нгели оспі́вують на небеса́х,* і нас на землі́ сподо́би чи́стим се́рцем* Тебе́ спі́вом прославля́ти.</w:t>
       </w:r>
     </w:p>
     <w:sectPr>
